--- a/courses/new-syllabi/AI320-Syllabus-DRAFT.docx
+++ b/courses/new-syllabi/AI320-Syllabus-DRAFT.docx
@@ -355,7 +355,7 @@
         <w:pStyle w:val="FirstParagraph"/>
       </w:pPr>
       <w:r>
-        <w:t xml:space="preserve">Comprehensive introduction to AI covering both traditional and generative concepts. Includes hands-on applications and discussions on ethical implications and societal impact of automation.</w:t>
+        <w:t xml:space="preserve">Fundamentals of AI provides a comprehensive introduction to artificial intelligence (AI), covering both traditional and generative concepts and techniques. This course emphasizes how each family of techniques works, where it fits, and how to judge its results in real applications. Students will explore intelligent agents, search and constraint satisfaction, game playing and decision making, and the fundamentals of machine learning. The curriculum then moves to neural networks and deep learning, natural language processing, large language models, and generative AI techniques, and closes with AI ethics, risks, and responsible AI, including the societal impact of automation. Learners gain hands-on experience implementing basic AI algorithms and models in weekly programming exercises and, in a team project, comparing large language models against a traditional AI baseline. Mastery of these concepts will equip students to analyze traditional and generative AI techniques, weigh their strengths, weaknesses, and ethical implications, and design simple AI projects that combine both.</w:t>
       </w:r>
     </w:p>
     <w:bookmarkEnd w:id="57"/>
